--- a/docs/reports/日報_2026-09-12_明細表_李承育.docx
+++ b/docs/reports/日報_2026-09-12_明細表_李承育.docx
@@ -21666,6 +21666,60 @@
     </w:p>
     <w:p>
       <w:pPr>
+        <w:spacing w:before="160" w:after="40"/>
+        <w:jc w:val="center"/>
+      </w:pPr>
+      <w:r>
+        <w:drawing>
+          <wp:inline xmlns:a="http://schemas.openxmlformats.org/drawingml/2006/main" xmlns:pic="http://schemas.openxmlformats.org/drawingml/2006/picture">
+            <wp:extent cx="7740000" cy="6312977"/>
+            <wp:docPr id="1" name="Picture 1"/>
+            <wp:cNvGraphicFramePr>
+              <a:graphicFrameLocks noChangeAspect="1"/>
+            </wp:cNvGraphicFramePr>
+            <a:graphic>
+              <a:graphicData uri="http://schemas.openxmlformats.org/drawingml/2006/picture">
+                <pic:pic>
+                  <pic:nvPicPr>
+                    <pic:cNvPr id="0" name="fig1_泵節奏三批對照.png"/>
+                    <pic:cNvPicPr/>
+                  </pic:nvPicPr>
+                  <pic:blipFill>
+                    <a:blip r:embed="rId9"/>
+                    <a:stretch>
+                      <a:fillRect/>
+                    </a:stretch>
+                  </pic:blipFill>
+                  <pic:spPr>
+                    <a:xfrm>
+                      <a:off x="0" y="0"/>
+                      <a:ext cx="7740000" cy="6312977"/>
+                    </a:xfrm>
+                    <a:prstGeom prst="rect"/>
+                  </pic:spPr>
+                </pic:pic>
+              </a:graphicData>
+            </a:graphic>
+          </wp:inline>
+        </w:drawing>
+      </w:r>
+    </w:p>
+    <w:p>
+      <w:pPr>
+        <w:spacing w:after="160"/>
+        <w:jc w:val="center"/>
+      </w:pPr>
+      <w:r>
+        <w:rPr>
+          <w:rFonts w:ascii="Times New Roman" w:hAnsi="Times New Roman" w:eastAsia="標楷體"/>
+          <w:b w:val="0"/>
+          <w:sz w:val="19"/>
+        </w:rPr>
+        <w:t>圖 1　循環泵的節奏。三批的泵窗位置不同（第 50、25、13 分），但長度分別是 1、5、10 分鐘，與各批宣稱的 τ 完全一致。陰影為泵運轉區間；泵窗以外壓力幾乎不動。</w:t>
+      </w:r>
+    </w:p>
+    <w:p>
+      <w:pPr>
         <w:sectPr>
           <w:pgSz w:w="16838" w:h="11906" w:orient="landscape"/>
           <w:pgMar w:top="1020" w:right="1417" w:bottom="1020" w:left="1417" w:header="720" w:footer="720" w:gutter="0"/>
@@ -23202,6 +23256,60 @@
           <w:sz w:val="20"/>
         </w:rPr>
         <w:t>・「相對速率」欄明顯交替：1.71×、1.78×、0.37×、1.36×、0.43× ⋯⋯這是表 B 的泵節奏在循環內部的呈現——含泵窗的那半小時速率高，不含的那半小時速率低。循環內的下降不是等速的。</w:t>
+      </w:r>
+    </w:p>
+    <w:p>
+      <w:pPr>
+        <w:spacing w:before="160" w:after="40"/>
+        <w:jc w:val="center"/>
+      </w:pPr>
+      <w:r>
+        <w:drawing>
+          <wp:inline xmlns:a="http://schemas.openxmlformats.org/drawingml/2006/main" xmlns:pic="http://schemas.openxmlformats.org/drawingml/2006/picture">
+            <wp:extent cx="5580000" cy="2429612"/>
+            <wp:docPr id="2" name="Picture 2"/>
+            <wp:cNvGraphicFramePr>
+              <a:graphicFrameLocks noChangeAspect="1"/>
+            </wp:cNvGraphicFramePr>
+            <a:graphic>
+              <a:graphicData uri="http://schemas.openxmlformats.org/drawingml/2006/picture">
+                <pic:pic>
+                  <pic:nvPicPr>
+                    <pic:cNvPr id="0" name="fig3_循環一致性與內部剖面.png"/>
+                    <pic:cNvPicPr/>
+                  </pic:nvPicPr>
+                  <pic:blipFill>
+                    <a:blip r:embed="rId10"/>
+                    <a:stretch>
+                      <a:fillRect/>
+                    </a:stretch>
+                  </pic:blipFill>
+                  <pic:spPr>
+                    <a:xfrm>
+                      <a:off x="0" y="0"/>
+                      <a:ext cx="5580000" cy="2429612"/>
+                    </a:xfrm>
+                    <a:prstGeom prst="rect"/>
+                  </pic:spPr>
+                </pic:pic>
+              </a:graphicData>
+            </a:graphic>
+          </wp:inline>
+        </w:drawing>
+      </w:r>
+    </w:p>
+    <w:p>
+      <w:pPr>
+        <w:spacing w:after="160"/>
+        <w:jc w:val="center"/>
+      </w:pPr>
+      <w:r>
+        <w:rPr>
+          <w:rFonts w:ascii="Times New Roman" w:hAnsi="Times New Roman" w:eastAsia="標楷體"/>
+          <w:b w:val="0"/>
+          <w:sz w:val="19"/>
+        </w:rPr>
+        <w:t>圖 3　左：13 個自動循環疊合，形狀高度一致（降幅 0.252 ± 0.009、時長 6.83 ± 0.76 hr）。右：循環內的相對速率高低交替，含泵窗的半小時速率高——下降並非等速。</w:t>
       </w:r>
     </w:p>
     <w:p>
@@ -30096,6 +30204,60 @@
     </w:p>
     <w:p>
       <w:pPr>
+        <w:spacing w:before="160" w:after="40"/>
+        <w:jc w:val="center"/>
+      </w:pPr>
+      <w:r>
+        <w:drawing>
+          <wp:inline xmlns:a="http://schemas.openxmlformats.org/drawingml/2006/main" xmlns:pic="http://schemas.openxmlformats.org/drawingml/2006/picture">
+            <wp:extent cx="5580000" cy="2571761"/>
+            <wp:docPr id="3" name="Picture 3"/>
+            <wp:cNvGraphicFramePr>
+              <a:graphicFrameLocks noChangeAspect="1"/>
+            </wp:cNvGraphicFramePr>
+            <a:graphic>
+              <a:graphicData uri="http://schemas.openxmlformats.org/drawingml/2006/picture">
+                <pic:pic>
+                  <pic:nvPicPr>
+                    <pic:cNvPr id="0" name="fig4_估計量比較.png"/>
+                    <pic:cNvPicPr/>
+                  </pic:nvPicPr>
+                  <pic:blipFill>
+                    <a:blip r:embed="rId11"/>
+                    <a:stretch>
+                      <a:fillRect/>
+                    </a:stretch>
+                  </pic:blipFill>
+                  <pic:spPr>
+                    <a:xfrm>
+                      <a:off x="0" y="0"/>
+                      <a:ext cx="5580000" cy="2571761"/>
+                    </a:xfrm>
+                    <a:prstGeom prst="rect"/>
+                  </pic:spPr>
+                </pic:pic>
+              </a:graphicData>
+            </a:graphic>
+          </wp:inline>
+        </w:drawing>
+      </w:r>
+    </w:p>
+    <w:p>
+      <w:pPr>
+        <w:spacing w:after="160"/>
+        <w:jc w:val="center"/>
+      </w:pPr>
+      <w:r>
+        <w:rPr>
+          <w:rFonts w:ascii="Times New Roman" w:hAnsi="Times New Roman" w:eastAsia="標楷體"/>
+          <w:b w:val="0"/>
+          <w:sz w:val="19"/>
+        </w:rPr>
+        <w:t>圖 4　同一段資料、四種估計量的差異。建立期四者相近（29 ~ 38%）；氫氣耗盡期只有 2 天，差異極大不應引用；衰退期皆為負值，代表該期間沒有甲烷在產生。</w:t>
+      </w:r>
+    </w:p>
+    <w:p>
+      <w:pPr>
         <w:sectPr>
           <w:pgSz w:w="11906" w:h="16838"/>
           <w:pgMar w:top="1134" w:right="1417" w:bottom="1134" w:left="1417" w:header="720" w:footer="720" w:gutter="0"/>
@@ -31120,6 +31282,60 @@
           <w:sz w:val="20"/>
         </w:rPr>
         <w:t>・CH4 峰欄顯示可用的濃度錨點極少：tau1 只有 1 個、tau5 一個都沒有、tau10 有 2 個。沒有錨點就無法做化學計量歸因——這是目前最大的限制。</w:t>
+      </w:r>
+    </w:p>
+    <w:p>
+      <w:pPr>
+        <w:spacing w:before="160" w:after="40"/>
+        <w:jc w:val="center"/>
+      </w:pPr>
+      <w:r>
+        <w:drawing>
+          <wp:inline xmlns:a="http://schemas.openxmlformats.org/drawingml/2006/main" xmlns:pic="http://schemas.openxmlformats.org/drawingml/2006/picture">
+            <wp:extent cx="5580000" cy="2369548"/>
+            <wp:docPr id="4" name="Picture 4"/>
+            <wp:cNvGraphicFramePr>
+              <a:graphicFrameLocks noChangeAspect="1"/>
+            </wp:cNvGraphicFramePr>
+            <a:graphic>
+              <a:graphicData uri="http://schemas.openxmlformats.org/drawingml/2006/picture">
+                <pic:pic>
+                  <pic:nvPicPr>
+                    <pic:cNvPr id="0" name="fig2_tau槓桿.png"/>
+                    <pic:cNvPicPr/>
+                  </pic:nvPicPr>
+                  <pic:blipFill>
+                    <a:blip r:embed="rId12"/>
+                    <a:stretch>
+                      <a:fillRect/>
+                    </a:stretch>
+                  </pic:blipFill>
+                  <pic:spPr>
+                    <a:xfrm>
+                      <a:off x="0" y="0"/>
+                      <a:ext cx="5580000" cy="2369548"/>
+                    </a:xfrm>
+                    <a:prstGeom prst="rect"/>
+                  </pic:spPr>
+                </pic:pic>
+              </a:graphicData>
+            </a:graphic>
+          </wp:inline>
+        </w:drawing>
+      </w:r>
+    </w:p>
+    <w:p>
+      <w:pPr>
+        <w:spacing w:after="160"/>
+        <w:jc w:val="center"/>
+      </w:pPr>
+      <w:r>
+        <w:rPr>
+          <w:rFonts w:ascii="Times New Roman" w:hAnsi="Times New Roman" w:eastAsia="標楷體"/>
+          <w:b w:val="0"/>
+          <w:sz w:val="19"/>
+        </w:rPr>
+        <w:t>圖 2　左：實測泵窗長度與宣稱的 τ 完全落在 y = x 上。右：壓力下降速率隨 τ 單調上升。兩者說明 τ 這個槓桿的機制——泵運轉時間直接決定氣液接觸時間。</w:t>
       </w:r>
     </w:p>
     <w:p>
